--- a/Cdebasics_AtliQ_End_to_End_Data_Engineering_Project_Report.docx
+++ b/Cdebasics_AtliQ_End_to_End_Data_Engineering_Project_Report.docx
@@ -1669,7 +1669,7 @@
         <w:spacing w:after="60"/>
       </w:pPr>
       <w:r>
-        <w:t xml:space="preserve">Sales facts use incremental MERGE logic based on the business key.</w:t>
+        <w:t xml:space="preserve">Incremental Silver logic uses business-key MERGE: orders and payments deduplicate using updated_at DESC, while order_items is insert-only and uses created_at because line items do not change after creation.</w:t>
       </w:r>
     </w:p>
     <w:p>
@@ -3671,7 +3671,7 @@
         <w:spacing w:after="60"/>
       </w:pPr>
       <w:r>
-        <w:t xml:space="preserve">MERGE is important for incremental processing and retry safety.</w:t>
+        <w:t xml:space="preserve">MERGE is important for incremental processing and retry safety; orders/payments use updated_at for latest-record handling, while order_items is append-only and uses created_at.</w:t>
       </w:r>
     </w:p>
     <w:p>

--- a/Cdebasics_AtliQ_End_to_End_Data_Engineering_Project_Report.docx
+++ b/Cdebasics_AtliQ_End_to_End_Data_Engineering_Project_Report.docx
@@ -580,7 +580,7 @@
           <w:sz w:val="24"/>
           <w:szCs w:val="24"/>
         </w:rPr>
-        <w:t xml:space="preserve">15. Known Gaps and Remaining Work</w:t>
+        <w:t xml:space="preserve">15. Interview / Client Explanation</w:t>
       </w:r>
     </w:p>
     <w:p>
@@ -593,20 +593,7 @@
           <w:sz w:val="24"/>
           <w:szCs w:val="24"/>
         </w:rPr>
-        <w:t xml:space="preserve">16. Interview / Client Explanation</w:t>
-      </w:r>
-    </w:p>
-    <w:p>
-      <w:pPr>
-        <w:spacing w:after="110"/>
-      </w:pPr>
-      <w:r>
-        <w:rPr>
-          <w:color w:val="1F4E5F"/>
-          <w:sz w:val="24"/>
-          <w:szCs w:val="24"/>
-        </w:rPr>
-        <w:t xml:space="preserve">17. Final Note</w:t>
+        <w:t xml:space="preserve">16. Final Note</w:t>
       </w:r>
     </w:p>
     <w:p>
@@ -644,7 +631,7 @@
         <w:spacing w:after="140"/>
       </w:pPr>
       <w:r>
-        <w:t xml:space="preserve">All core engineering milestones (M1–M7) have been implemented and validated, including a verified two-run idempotency proof. Two items were deliberately scoped out rather than left as unverified claims: a “New vs. Returning Customers” dashboard view, and automated failure alerting on the nightly job. Both are documented as explicit, intentional gaps rather than presented as complete — see Section 15.</w:t>
+        <w:t xml:space="preserve">All core engineering milestones (M1–M7) have been implemented and validated, including a verified two-run idempotency proof. Two items were deliberately scoped out rather than left as unverified claims: a “New vs. Returning Customers” dashboard view, and automated failure alerting on the nightly job. Both are documented as explicit, intentional gaps rather than presented as complete.</w:t>
       </w:r>
     </w:p>
     <w:p>
@@ -1489,7 +1476,7 @@
         <w:t xml:space="preserve">Open item: </w:t>
       </w:r>
       <w:r>
-        <w:t xml:space="preserve">Explicit seed row-count verification (expected counts across customers/products/orders/order_items/payments) and a captured run of the daily simulator are tracked as an open evidence item — see Section 15.</w:t>
+        <w:t xml:space="preserve">Explicit seed row-count verification (expected counts across customers/products/orders/order_items/payments) and a captured run of the daily simulator are tracked as an open evidence item.</w:t>
       </w:r>
     </w:p>
     <w:p>
@@ -2863,7 +2850,7 @@
         <w:t xml:space="preserve">Known gap: </w:t>
       </w:r>
       <w:r>
-        <w:t xml:space="preserve">A “New vs. Returning Customers” view (signup cohort vs. first/repeat purchase month) was planned but is not yet built. It is tracked as a follow-up item in Section 15 rather than presented as delivered.</w:t>
+        <w:t xml:space="preserve">A “New vs. Returning Customers” view (signup cohort vs. first/repeat purchase month) was planned but is not yet built. It is tracked as a follow-up item rather than presented as delivered.</w:t>
       </w:r>
     </w:p>
     <w:p>
@@ -2969,7 +2956,7 @@
         <w:t xml:space="preserve">Scope decision: </w:t>
       </w:r>
       <w:r>
-        <w:t xml:space="preserve">Automated failure alerting (email/webhook notification on pipeline failure) was evaluated and intentionally not implemented in this version. Run status is available in the audit table for manual review; active alerting is listed as a future enhancement in Section 15.</w:t>
+        <w:t xml:space="preserve">Automated failure alerting (email/webhook notification on pipeline failure) was evaluated and intentionally not implemented in this version. Run status is available in the audit table for manual review; active alerting is listed as a future enhancement.</w:t>
       </w:r>
     </w:p>
     <w:p>
@@ -3814,7 +3801,7 @@
         <w:spacing w:after="200" w:before="400"/>
       </w:pPr>
       <w:r>
-        <w:t xml:space="preserve">15. Known Gaps and Remaining Work</w:t>
+        <w:t xml:space="preserve">15. Interview / Client Explanation</w:t>
       </w:r>
     </w:p>
     <w:p>
@@ -3822,59 +3809,15 @@
         <w:spacing w:after="140"/>
       </w:pPr>
       <w:r>
-        <w:rPr>
-          <w:b/>
-          <w:bCs/>
-        </w:rPr>
-        <w:t xml:space="preserve">The following are the only open items against the project guide. Everything else described in this report has been implemented and evidenced.</w:t>
-      </w:r>
-    </w:p>
-    <w:p>
-      <w:pPr>
-        <w:spacing w:after="60"/>
-      </w:pPr>
-      <w:r>
-        <w:t xml:space="preserve">☐  Capture explicit OLTP seed row-count verification and a recorded run of the daily transaction simulator (M1).</w:t>
-      </w:r>
-    </w:p>
-    <w:p>
-      <w:pPr>
-        <w:spacing w:after="60"/>
-      </w:pPr>
-      <w:r>
-        <w:t xml:space="preserve">☐  Build the “New vs. Returning Customers” dashboard view (customer cohort by signup month vs. first/repeat purchase month) (M6).</w:t>
-      </w:r>
-    </w:p>
-    <w:p>
-      <w:pPr>
-        <w:spacing w:after="60"/>
-      </w:pPr>
-      <w:r>
-        <w:t xml:space="preserve">☐  Decide finally on automated failure alerting for the nightly job — currently intentionally deferred; audit-table logging is in place as the interim control (M7).</w:t>
-      </w:r>
-    </w:p>
-    <w:p>
-      <w:pPr>
-        <w:spacing w:after="60"/>
-      </w:pPr>
-      <w:r>
-        <w:t xml:space="preserve">☐  Review all evidence files for secrets before committing.</w:t>
-      </w:r>
-    </w:p>
-    <w:p>
-      <w:pPr>
-        <w:spacing w:after="60"/>
-      </w:pPr>
-      <w:r>
-        <w:t xml:space="preserve">☐  Run git status, inspect the exact files, then git add/commit/push.</w:t>
-      </w:r>
-    </w:p>
-    <w:p>
-      <w:pPr>
-        <w:spacing w:after="60"/>
-      </w:pPr>
-      <w:r>
-        <w:t xml:space="preserve">☐  Perform a final submission audit against the project guide, cross-checking this report against README.md for consistency.</w:t>
+        <w:t xml:space="preserve">I built an end-to-end nightly batch data engineering pipeline for an e-commerce workload. Azure SQL acts as the OLTP source. Azure Data Factory performs metadata-driven ingestion and orchestration off a control table, landing data into ADLS Gen2. Azure Databricks processes the data through Bronze and Silver, using incremental MERGE logic for the sales fact. dbt Core builds and tests the Gold analytical models in Databricks. The curated data is exposed to Microsoft Fabric for BI. The solution is version-controlled in Git, with GitHub Actions validating dbt changes and an audit table logging every pipeline run.</w:t>
+      </w:r>
+    </w:p>
+    <w:p>
+      <w:pPr>
+        <w:spacing w:after="140"/>
+      </w:pPr>
+      <w:r>
+        <w:t xml:space="preserve">I also validated data quality, financial reconciliation and retry/idempotency behavior with an explicit two-run proof, so the pipeline is repeatable and production-oriented. Two enhancements — a customer-cohort dashboard view and automated failure alerting — were scoped out for this iteration; I can speak to how I'd design and prioritize them next.</w:t>
       </w:r>
     </w:p>
     <w:p>
@@ -3883,7 +3826,7 @@
         <w:spacing w:after="200" w:before="400"/>
       </w:pPr>
       <w:r>
-        <w:t xml:space="preserve">16. Interview / Client Explanation</w:t>
+        <w:t xml:space="preserve">16. Final Note</w:t>
       </w:r>
     </w:p>
     <w:p>
@@ -3891,32 +3834,7 @@
         <w:spacing w:after="140"/>
       </w:pPr>
       <w:r>
-        <w:t xml:space="preserve">I built an end-to-end nightly batch data engineering pipeline for an e-commerce workload. Azure SQL acts as the OLTP source. Azure Data Factory performs metadata-driven ingestion and orchestration off a control table, landing data into ADLS Gen2. Azure Databricks processes the data through Bronze and Silver, using incremental MERGE logic for the sales fact. dbt Core builds and tests the Gold analytical models in Databricks. The curated data is exposed to Microsoft Fabric for BI. The solution is version-controlled in Git, with GitHub Actions validating dbt changes and an audit table logging every pipeline run.</w:t>
-      </w:r>
-    </w:p>
-    <w:p>
-      <w:pPr>
-        <w:spacing w:after="140"/>
-      </w:pPr>
-      <w:r>
-        <w:t xml:space="preserve">I also validated data quality, financial reconciliation and retry/idempotency behavior with an explicit two-run proof, so the pipeline is repeatable and production-oriented. Two enhancements — a customer-cohort dashboard view and automated failure alerting — were scoped out for this iteration; I can speak to how I'd design and prioritize them next.</w:t>
-      </w:r>
-    </w:p>
-    <w:p>
-      <w:pPr>
-        <w:pStyle w:val="Heading1"/>
-        <w:spacing w:after="200" w:before="400"/>
-      </w:pPr>
-      <w:r>
-        <w:t xml:space="preserve">17. Final Note</w:t>
-      </w:r>
-    </w:p>
-    <w:p>
-      <w:pPr>
-        <w:spacing w:after="140"/>
-      </w:pPr>
-      <w:r>
-        <w:t xml:space="preserve">This report is a learning and implementation record based on the supplied project guide and the work completed in the project. It has been reconciled against the project README so that both documents present the same figures and the same completion status for every milestone. Where a guide requirement is genuinely not yet built, it is disclosed in Section 15 rather than presented as proven.</w:t>
+        <w:t xml:space="preserve">This report is a learning and implementation record based on the supplied project guide and the work completed in the project. It has been reconciled against the project README so that both documents present the same figures and the same completion status for every milestone. Where a guide requirement is genuinely not yet built, it is disclosed in this report rather than presented as proven.</w:t>
       </w:r>
     </w:p>
     <w:sectPr>
